--- a/Acta_Administrativa_Falta_Injustificada_Membretada(1).docx
+++ b/Acta_Administrativa_Falta_Injustificada_Membretada(1).docx
@@ -63,19 +63,13 @@
         <w:jc w:val="right"/>
       </w:pPr>
       <w:r>
-        <w:t>Fecha: __</w:t>
-      </w:r>
-      <w:r>
-        <w:t>_</w:t>
-      </w:r>
-      <w:r>
-        <w:t>__/</w:t>
-      </w:r>
-      <w:r>
-        <w:t>______</w:t>
-      </w:r>
-      <w:r>
-        <w:t>____/_________</w:t>
+        <w:t>Fecha:</w:t>
+      </w:r>
+      <w:r>
+        <w:t xml:space="preserve"> </w:t>
+      </w:r>
+      <w:r>
+        <w:t>{{FECHA}}</w:t>
       </w:r>
     </w:p>
     <w:p/>
@@ -102,13 +96,22 @@
     <w:p/>
     <w:p>
       <w:r>
-        <w:t>- Empleado(a): __________________________</w:t>
+        <w:t xml:space="preserve">- Empleado(a): </w:t>
+      </w:r>
+      <w:r>
+        <w:t>{{EMPLEADO}}</w:t>
       </w:r>
     </w:p>
     <w:p/>
     <w:p>
       <w:r>
-        <w:t>- Puesto: _______________________________</w:t>
+        <w:t>- Puesto:</w:t>
+      </w:r>
+      <w:r>
+        <w:t xml:space="preserve"> </w:t>
+      </w:r>
+      <w:r>
+        <w:t>{{PUESTO}}</w:t>
       </w:r>
     </w:p>
     <w:p/>
@@ -157,15 +160,62 @@
     </w:p>
     <w:p>
       <w:r>
-        <w:t xml:space="preserve">Se hace constar que el/la trabajador(a) ________________________________________, quien desempeña el puesto de ____________________________, incurrió en una falta injustificada el día ____ de ______________ </w:t>
-      </w:r>
-      <w:proofErr w:type="spellStart"/>
-      <w:r>
-        <w:t>de</w:t>
-      </w:r>
-      <w:proofErr w:type="spellEnd"/>
-      <w:r>
-        <w:t xml:space="preserve"> ________, al no presentarse a laborar sin aviso ni justificación válida.</w:t>
+        <w:t>Se hace constar que el/la trabajador(a)</w:t>
+      </w:r>
+      <w:r>
+        <w:t xml:space="preserve">: </w:t>
+      </w:r>
+      <w:r>
+        <w:t>{{EMPLEADO}</w:t>
+      </w:r>
+      <w:proofErr w:type="gramStart"/>
+      <w:r>
+        <w:t>}</w:t>
+      </w:r>
+      <w:r>
+        <w:t xml:space="preserve"> ,</w:t>
+      </w:r>
+      <w:proofErr w:type="gramEnd"/>
+      <w:r>
+        <w:t xml:space="preserve"> quien desempeña el puesto de </w:t>
+      </w:r>
+      <w:r>
+        <w:t>{{PUESTO}}</w:t>
+      </w:r>
+      <w:r>
+        <w:t xml:space="preserve">, incurrió en una falta injustificada el día </w:t>
+      </w:r>
+      <w:r>
+        <w:t>{{DIA}}</w:t>
+      </w:r>
+      <w:r>
+        <w:t xml:space="preserve"> </w:t>
+      </w:r>
+      <w:proofErr w:type="gramStart"/>
+      <w:r>
+        <w:t xml:space="preserve">de </w:t>
+      </w:r>
+      <w:r>
+        <w:t xml:space="preserve"> </w:t>
+      </w:r>
+      <w:r>
+        <w:t>{</w:t>
+      </w:r>
+      <w:proofErr w:type="gramEnd"/>
+      <w:r>
+        <w:t>{MES}}</w:t>
+      </w:r>
+      <w:r>
+        <w:t xml:space="preserve"> </w:t>
+      </w:r>
+      <w:r>
+        <w:t xml:space="preserve">de </w:t>
+      </w:r>
+      <w:r>
+        <w:t>{{ANIO}}</w:t>
+      </w:r>
+      <w:r>
+        <w:t>, al no presentarse a laborar sin aviso ni justificación válida.</w:t>
       </w:r>
       <w:r>
         <w:br/>
@@ -1617,7 +1667,6 @@
   <w:style w:type="character" w:default="1" w:styleId="Fuentedeprrafopredeter">
     <w:name w:val="Default Paragraph Font"/>
     <w:uiPriority w:val="1"/>
-    <w:semiHidden/>
     <w:unhideWhenUsed/>
   </w:style>
   <w:style w:type="table" w:default="1" w:styleId="Tablanormal">

--- a/Acta_Administrativa_Falta_Injustificada_Membretada(1).docx
+++ b/Acta_Administrativa_Falta_Injustificada_Membretada(1).docx
@@ -69,7 +69,7 @@
         <w:t xml:space="preserve"> </w:t>
       </w:r>
       <w:r>
-        <w:t>{{FECHA}}</w:t>
+        <w:t>____/_______/______</w:t>
       </w:r>
     </w:p>
     <w:p/>
@@ -108,10 +108,7 @@
         <w:t>- Puesto:</w:t>
       </w:r>
       <w:r>
-        <w:t xml:space="preserve"> </w:t>
-      </w:r>
-      <w:r>
-        <w:t>{{PUESTO}}</w:t>
+        <w:t xml:space="preserve"> {{PUESTO}}</w:t>
       </w:r>
     </w:p>
     <w:p/>
@@ -166,11 +163,14 @@
         <w:t xml:space="preserve">: </w:t>
       </w:r>
       <w:r>
-        <w:t>{{EMPLEADO}</w:t>
+        <w:t>{{EMPLEADO</w:t>
       </w:r>
       <w:proofErr w:type="gramStart"/>
       <w:r>
-        <w:t>}</w:t>
+        <w:t>}}</w:t>
+      </w:r>
+      <w:r>
+        <w:t xml:space="preserve"> </w:t>
       </w:r>
       <w:r>
         <w:t xml:space="preserve"> ,</w:t>
@@ -400,37 +400,170 @@
         </w:rPr>
       </w:pPr>
     </w:p>
+    <w:tbl>
+      <w:tblPr>
+        <w:tblStyle w:val="Tablaconcuadrcula"/>
+        <w:tblpPr w:leftFromText="141" w:rightFromText="141" w:vertAnchor="text" w:horzAnchor="margin" w:tblpY="-45"/>
+        <w:tblW w:w="0" w:type="auto"/>
+        <w:tblBorders>
+          <w:top w:val="none" w:sz="0" w:space="0" w:color="auto"/>
+          <w:left w:val="none" w:sz="0" w:space="0" w:color="auto"/>
+          <w:right w:val="none" w:sz="0" w:space="0" w:color="auto"/>
+          <w:insideH w:val="none" w:sz="0" w:space="0" w:color="auto"/>
+          <w:insideV w:val="none" w:sz="0" w:space="0" w:color="auto"/>
+        </w:tblBorders>
+        <w:tblLook w:val="04A0" w:firstRow="1" w:lastRow="0" w:firstColumn="1" w:lastColumn="0" w:noHBand="0" w:noVBand="1"/>
+      </w:tblPr>
+      <w:tblGrid>
+        <w:gridCol w:w="4111"/>
+      </w:tblGrid>
+      <w:tr>
+        <w:tc>
+          <w:tcPr>
+            <w:tcW w:w="4111" w:type="dxa"/>
+          </w:tcPr>
+          <w:p>
+            <w:pPr>
+              <w:rPr>
+                <w:lang w:val="es-MX" w:eastAsia="en-US"/>
+              </w:rPr>
+            </w:pPr>
+          </w:p>
+        </w:tc>
+      </w:tr>
+    </w:tbl>
+    <w:tbl>
+      <w:tblPr>
+        <w:tblStyle w:val="Tablaconcuadrcula"/>
+        <w:tblpPr w:leftFromText="141" w:rightFromText="141" w:vertAnchor="text" w:horzAnchor="margin" w:tblpXSpec="right" w:tblpY="-65"/>
+        <w:tblW w:w="0" w:type="auto"/>
+        <w:tblBorders>
+          <w:top w:val="none" w:sz="0" w:space="0" w:color="auto"/>
+          <w:left w:val="none" w:sz="0" w:space="0" w:color="auto"/>
+          <w:right w:val="none" w:sz="0" w:space="0" w:color="auto"/>
+          <w:insideH w:val="none" w:sz="0" w:space="0" w:color="auto"/>
+          <w:insideV w:val="none" w:sz="0" w:space="0" w:color="auto"/>
+        </w:tblBorders>
+        <w:tblLook w:val="04A0" w:firstRow="1" w:lastRow="0" w:firstColumn="1" w:lastColumn="0" w:noHBand="0" w:noVBand="1"/>
+      </w:tblPr>
+      <w:tblGrid>
+        <w:gridCol w:w="4111"/>
+      </w:tblGrid>
+      <w:tr>
+        <w:tc>
+          <w:tcPr>
+            <w:tcW w:w="4111" w:type="dxa"/>
+          </w:tcPr>
+          <w:p>
+            <w:pPr>
+              <w:rPr>
+                <w:lang w:val="es-MX" w:eastAsia="en-US"/>
+              </w:rPr>
+            </w:pPr>
+          </w:p>
+        </w:tc>
+      </w:tr>
+    </w:tbl>
     <w:p>
       <w:pPr>
         <w:rPr>
           <w:lang w:val="es-MX" w:eastAsia="en-US"/>
         </w:rPr>
       </w:pPr>
+    </w:p>
+    <w:tbl>
+      <w:tblPr>
+        <w:tblStyle w:val="Tablaconcuadrcula"/>
+        <w:tblpPr w:leftFromText="141" w:rightFromText="141" w:vertAnchor="text" w:horzAnchor="margin" w:tblpY="-41"/>
+        <w:tblW w:w="0" w:type="auto"/>
+        <w:tblBorders>
+          <w:top w:val="none" w:sz="0" w:space="0" w:color="auto"/>
+          <w:left w:val="none" w:sz="0" w:space="0" w:color="auto"/>
+          <w:bottom w:val="none" w:sz="0" w:space="0" w:color="auto"/>
+          <w:right w:val="none" w:sz="0" w:space="0" w:color="auto"/>
+          <w:insideH w:val="none" w:sz="0" w:space="0" w:color="auto"/>
+          <w:insideV w:val="none" w:sz="0" w:space="0" w:color="auto"/>
+        </w:tblBorders>
+        <w:tblLook w:val="04A0" w:firstRow="1" w:lastRow="0" w:firstColumn="1" w:lastColumn="0" w:noHBand="0" w:noVBand="1"/>
+      </w:tblPr>
+      <w:tblGrid>
+        <w:gridCol w:w="4106"/>
+      </w:tblGrid>
+      <w:tr>
+        <w:tc>
+          <w:tcPr>
+            <w:tcW w:w="4106" w:type="dxa"/>
+          </w:tcPr>
+          <w:p>
+            <w:pPr>
+              <w:rPr>
+                <w:lang w:val="es-MX" w:eastAsia="en-US"/>
+              </w:rPr>
+            </w:pPr>
+            <w:r>
+              <w:t xml:space="preserve">Nombre y </w:t>
+            </w:r>
+            <w:r>
+              <w:t>Firma del Geren</w:t>
+            </w:r>
+            <w:r>
+              <w:t xml:space="preserve">te                                     </w:t>
+            </w:r>
+          </w:p>
+        </w:tc>
+      </w:tr>
+    </w:tbl>
+    <w:tbl>
+      <w:tblPr>
+        <w:tblStyle w:val="Tablaconcuadrcula"/>
+        <w:tblpPr w:leftFromText="141" w:rightFromText="141" w:vertAnchor="text" w:horzAnchor="margin" w:tblpXSpec="right" w:tblpY="-26"/>
+        <w:tblW w:w="0" w:type="auto"/>
+        <w:tblBorders>
+          <w:top w:val="none" w:sz="0" w:space="0" w:color="auto"/>
+          <w:left w:val="none" w:sz="0" w:space="0" w:color="auto"/>
+          <w:bottom w:val="none" w:sz="0" w:space="0" w:color="auto"/>
+          <w:right w:val="none" w:sz="0" w:space="0" w:color="auto"/>
+          <w:insideH w:val="none" w:sz="0" w:space="0" w:color="auto"/>
+          <w:insideV w:val="none" w:sz="0" w:space="0" w:color="auto"/>
+        </w:tblBorders>
+        <w:tblLook w:val="04A0" w:firstRow="1" w:lastRow="0" w:firstColumn="1" w:lastColumn="0" w:noHBand="0" w:noVBand="1"/>
+      </w:tblPr>
+      <w:tblGrid>
+        <w:gridCol w:w="4106"/>
+      </w:tblGrid>
+      <w:tr>
+        <w:tc>
+          <w:tcPr>
+            <w:tcW w:w="4106" w:type="dxa"/>
+          </w:tcPr>
+          <w:p>
+            <w:pPr>
+              <w:rPr>
+                <w:lang w:val="es-MX" w:eastAsia="en-US"/>
+              </w:rPr>
+            </w:pPr>
+            <w:r>
+              <w:t xml:space="preserve">Nombre, </w:t>
+            </w:r>
+            <w:r>
+              <w:t xml:space="preserve">Firma </w:t>
+            </w:r>
+            <w:r>
+              <w:t xml:space="preserve">y huellas </w:t>
+            </w:r>
+            <w:r>
+              <w:t>del Empleado</w:t>
+            </w:r>
+          </w:p>
+        </w:tc>
+      </w:tr>
+    </w:tbl>
+    <w:p>
       <w:r>
         <w:rPr>
           <w:lang w:val="es-MX" w:eastAsia="en-US"/>
         </w:rPr>
-        <w:t>______________________________                      __________________________________</w:t>
-      </w:r>
-    </w:p>
-    <w:p>
-      <w:r>
-        <w:t xml:space="preserve">  Nombre y </w:t>
-      </w:r>
-      <w:r>
-        <w:t>Firma del Geren</w:t>
-      </w:r>
-      <w:r>
-        <w:t xml:space="preserve">te                                     Nombre, </w:t>
-      </w:r>
-      <w:r>
-        <w:t xml:space="preserve">Firma </w:t>
-      </w:r>
-      <w:r>
-        <w:t xml:space="preserve">y huellas </w:t>
-      </w:r>
-      <w:r>
-        <w:t>del Empleado</w:t>
+        <w:t xml:space="preserve"> </w:t>
       </w:r>
     </w:p>
     <w:p/>
@@ -439,35 +572,181 @@
     <w:p/>
     <w:p/>
     <w:p/>
+    <w:p>
+      <w:pPr>
+        <w:rPr>
+          <w:lang w:val="es-MX" w:eastAsia="en-US"/>
+        </w:rPr>
+      </w:pPr>
+    </w:p>
+    <w:tbl>
+      <w:tblPr>
+        <w:tblStyle w:val="Tablaconcuadrcula"/>
+        <w:tblpPr w:leftFromText="141" w:rightFromText="141" w:vertAnchor="text" w:horzAnchor="margin" w:tblpY="-45"/>
+        <w:tblW w:w="0" w:type="auto"/>
+        <w:tblBorders>
+          <w:top w:val="none" w:sz="0" w:space="0" w:color="auto"/>
+          <w:left w:val="none" w:sz="0" w:space="0" w:color="auto"/>
+          <w:right w:val="none" w:sz="0" w:space="0" w:color="auto"/>
+          <w:insideH w:val="none" w:sz="0" w:space="0" w:color="auto"/>
+          <w:insideV w:val="none" w:sz="0" w:space="0" w:color="auto"/>
+        </w:tblBorders>
+        <w:tblLook w:val="04A0" w:firstRow="1" w:lastRow="0" w:firstColumn="1" w:lastColumn="0" w:noHBand="0" w:noVBand="1"/>
+      </w:tblPr>
+      <w:tblGrid>
+        <w:gridCol w:w="4111"/>
+      </w:tblGrid>
+      <w:tr>
+        <w:tc>
+          <w:tcPr>
+            <w:tcW w:w="4111" w:type="dxa"/>
+          </w:tcPr>
+          <w:p>
+            <w:pPr>
+              <w:rPr>
+                <w:lang w:val="es-MX" w:eastAsia="en-US"/>
+              </w:rPr>
+            </w:pPr>
+          </w:p>
+        </w:tc>
+      </w:tr>
+    </w:tbl>
+    <w:tbl>
+      <w:tblPr>
+        <w:tblStyle w:val="Tablaconcuadrcula"/>
+        <w:tblpPr w:leftFromText="141" w:rightFromText="141" w:vertAnchor="text" w:horzAnchor="margin" w:tblpXSpec="right" w:tblpY="-65"/>
+        <w:tblW w:w="0" w:type="auto"/>
+        <w:tblBorders>
+          <w:top w:val="none" w:sz="0" w:space="0" w:color="auto"/>
+          <w:left w:val="none" w:sz="0" w:space="0" w:color="auto"/>
+          <w:right w:val="none" w:sz="0" w:space="0" w:color="auto"/>
+          <w:insideH w:val="none" w:sz="0" w:space="0" w:color="auto"/>
+          <w:insideV w:val="none" w:sz="0" w:space="0" w:color="auto"/>
+        </w:tblBorders>
+        <w:tblLook w:val="04A0" w:firstRow="1" w:lastRow="0" w:firstColumn="1" w:lastColumn="0" w:noHBand="0" w:noVBand="1"/>
+      </w:tblPr>
+      <w:tblGrid>
+        <w:gridCol w:w="4111"/>
+      </w:tblGrid>
+      <w:tr>
+        <w:tc>
+          <w:tcPr>
+            <w:tcW w:w="4111" w:type="dxa"/>
+          </w:tcPr>
+          <w:p>
+            <w:pPr>
+              <w:rPr>
+                <w:lang w:val="es-MX" w:eastAsia="en-US"/>
+              </w:rPr>
+            </w:pPr>
+          </w:p>
+        </w:tc>
+      </w:tr>
+    </w:tbl>
+    <w:p>
+      <w:pPr>
+        <w:rPr>
+          <w:lang w:val="es-MX" w:eastAsia="en-US"/>
+        </w:rPr>
+      </w:pPr>
+    </w:p>
+    <w:tbl>
+      <w:tblPr>
+        <w:tblStyle w:val="Tablaconcuadrcula"/>
+        <w:tblpPr w:leftFromText="141" w:rightFromText="141" w:vertAnchor="text" w:horzAnchor="margin" w:tblpY="-41"/>
+        <w:tblW w:w="0" w:type="auto"/>
+        <w:tblBorders>
+          <w:top w:val="none" w:sz="0" w:space="0" w:color="auto"/>
+          <w:left w:val="none" w:sz="0" w:space="0" w:color="auto"/>
+          <w:bottom w:val="none" w:sz="0" w:space="0" w:color="auto"/>
+          <w:right w:val="none" w:sz="0" w:space="0" w:color="auto"/>
+          <w:insideH w:val="none" w:sz="0" w:space="0" w:color="auto"/>
+          <w:insideV w:val="none" w:sz="0" w:space="0" w:color="auto"/>
+        </w:tblBorders>
+        <w:tblLook w:val="04A0" w:firstRow="1" w:lastRow="0" w:firstColumn="1" w:lastColumn="0" w:noHBand="0" w:noVBand="1"/>
+      </w:tblPr>
+      <w:tblGrid>
+        <w:gridCol w:w="4106"/>
+      </w:tblGrid>
+      <w:tr>
+        <w:tc>
+          <w:tcPr>
+            <w:tcW w:w="4106" w:type="dxa"/>
+          </w:tcPr>
+          <w:p>
+            <w:pPr>
+              <w:rPr>
+                <w:lang w:val="es-MX" w:eastAsia="en-US"/>
+              </w:rPr>
+            </w:pPr>
+            <w:r>
+              <w:t xml:space="preserve">Nombre y </w:t>
+            </w:r>
+            <w:r>
+              <w:t xml:space="preserve">Firma del </w:t>
+            </w:r>
+            <w:r>
+              <w:t>Testigo1</w:t>
+            </w:r>
+            <w:r>
+              <w:t xml:space="preserve">                                   </w:t>
+            </w:r>
+          </w:p>
+        </w:tc>
+      </w:tr>
+    </w:tbl>
+    <w:tbl>
+      <w:tblPr>
+        <w:tblStyle w:val="Tablaconcuadrcula"/>
+        <w:tblpPr w:leftFromText="141" w:rightFromText="141" w:vertAnchor="text" w:horzAnchor="margin" w:tblpXSpec="right" w:tblpY="-26"/>
+        <w:tblW w:w="0" w:type="auto"/>
+        <w:tblBorders>
+          <w:top w:val="none" w:sz="0" w:space="0" w:color="auto"/>
+          <w:left w:val="none" w:sz="0" w:space="0" w:color="auto"/>
+          <w:bottom w:val="none" w:sz="0" w:space="0" w:color="auto"/>
+          <w:right w:val="none" w:sz="0" w:space="0" w:color="auto"/>
+          <w:insideH w:val="none" w:sz="0" w:space="0" w:color="auto"/>
+          <w:insideV w:val="none" w:sz="0" w:space="0" w:color="auto"/>
+        </w:tblBorders>
+        <w:tblLook w:val="04A0" w:firstRow="1" w:lastRow="0" w:firstColumn="1" w:lastColumn="0" w:noHBand="0" w:noVBand="1"/>
+      </w:tblPr>
+      <w:tblGrid>
+        <w:gridCol w:w="4106"/>
+      </w:tblGrid>
+      <w:tr>
+        <w:tc>
+          <w:tcPr>
+            <w:tcW w:w="4106" w:type="dxa"/>
+          </w:tcPr>
+          <w:p>
+            <w:pPr>
+              <w:rPr>
+                <w:lang w:val="es-MX" w:eastAsia="en-US"/>
+              </w:rPr>
+            </w:pPr>
+            <w:r>
+              <w:t xml:space="preserve">Nombre, </w:t>
+            </w:r>
+            <w:r>
+              <w:t xml:space="preserve">Firma </w:t>
+            </w:r>
+            <w:r>
+              <w:t>del Testigo 2</w:t>
+            </w:r>
+          </w:p>
+        </w:tc>
+      </w:tr>
+    </w:tbl>
+    <w:p>
+      <w:r>
+        <w:rPr>
+          <w:lang w:val="es-MX" w:eastAsia="en-US"/>
+        </w:rPr>
+        <w:t xml:space="preserve"> </w:t>
+      </w:r>
+    </w:p>
     <w:p/>
     <w:p/>
-    <w:p>
-      <w:r>
-        <w:t>__________________________</w:t>
-      </w:r>
-      <w:r>
-        <w:t>_____                     _________________________________</w:t>
-      </w:r>
-    </w:p>
-    <w:p>
-      <w:r>
-        <w:t xml:space="preserve">Nombre y </w:t>
-      </w:r>
-      <w:r>
-        <w:t>Firma Testigo 1</w:t>
-      </w:r>
-      <w:r>
-        <w:t xml:space="preserve">                                         Nombre y </w:t>
-      </w:r>
-      <w:r>
-        <w:t>Firma Testigo 2</w:t>
-      </w:r>
-    </w:p>
-    <w:p>
-      <w:pPr>
-        <w:jc w:val="center"/>
-      </w:pPr>
-    </w:p>
     <w:p>
       <w:pPr>
         <w:jc w:val="center"/>
@@ -1667,6 +1946,7 @@
   <w:style w:type="character" w:default="1" w:styleId="Fuentedeprrafopredeter">
     <w:name w:val="Default Paragraph Font"/>
     <w:uiPriority w:val="1"/>
+    <w:semiHidden/>
     <w:unhideWhenUsed/>
   </w:style>
   <w:style w:type="table" w:default="1" w:styleId="Tablanormal">
@@ -2437,6 +2717,25 @@
       <w:szCs w:val="26"/>
       <w:lang w:val="en-US"/>
     </w:rPr>
+  </w:style>
+  <w:style w:type="table" w:styleId="Tablaconcuadrcula">
+    <w:name w:val="Table Grid"/>
+    <w:basedOn w:val="Tablanormal"/>
+    <w:uiPriority w:val="59"/>
+    <w:rsid w:val="00C0714E"/>
+    <w:pPr>
+      <w:spacing w:after="0" w:line="240" w:lineRule="auto"/>
+    </w:pPr>
+    <w:tblPr>
+      <w:tblBorders>
+        <w:top w:val="single" w:sz="4" w:space="0" w:color="auto"/>
+        <w:left w:val="single" w:sz="4" w:space="0" w:color="auto"/>
+        <w:bottom w:val="single" w:sz="4" w:space="0" w:color="auto"/>
+        <w:right w:val="single" w:sz="4" w:space="0" w:color="auto"/>
+        <w:insideH w:val="single" w:sz="4" w:space="0" w:color="auto"/>
+        <w:insideV w:val="single" w:sz="4" w:space="0" w:color="auto"/>
+      </w:tblBorders>
+    </w:tblPr>
   </w:style>
 </w:styles>
 </file>
